--- a/assets/Jonrich_Bascug_Web_Developer.docx
+++ b/assets/Jonrich_Bascug_Web_Developer.docx
@@ -51,7 +51,27 @@
           <w:szCs w:val="20"/>
           <w:rtl w:val="0"/>
         </w:rPr>
-        <w:t xml:space="preserve"> | jbbascug20@gmail.com  </w:t>
+        <w:t xml:space="preserve"> | </w:t>
+      </w:r>
+      <w:hyperlink r:id="rId7">
+        <w:r>
+          <w:rPr>
+            <w:color w:val="1155cc"/>
+            <w:sz w:val="20"/>
+            <w:szCs w:val="20"/>
+            <w:u w:val="single"/>
+            <w:rtl w:val="0"/>
+          </w:rPr>
+          <w:t xml:space="preserve">jbbascug20@gmail.com</w:t>
+        </w:r>
+      </w:hyperlink>
+      <w:r>
+        <w:rPr>
+          <w:sz w:val="20"/>
+          <w:szCs w:val="20"/>
+          <w:rtl w:val="0"/>
+        </w:rPr>
+        <w:t xml:space="preserve"> | portfolio-by-jonrets.netlify.app  </w:t>
       </w:r>
       <w:r>
         <w:rPr>
@@ -73,6 +93,7 @@
     </w:p>
     <w:p>
       <w:pPr>
+        <w:jc w:val="both"/>
         <w:rPr/>
         <w:sectPr>
           <w:pgSz w:h="15840" w:w="12240" w:orient="portrait"/>
@@ -146,13 +167,7 @@
         <w:rPr>
           <w:rtl w:val="0"/>
         </w:rPr>
-        <w:t xml:space="preserve"> </w:t>
-      </w:r>
-      <w:r>
-        <w:rPr>
-          <w:rtl w:val="0"/>
-        </w:rPr>
-        <w:t xml:space="preserve">Modular Monolith Architecture</w:t>
+        <w:t xml:space="preserve"> Modular Monolith Architecture</w:t>
         <w:br w:type="textWrapping"/>
       </w:r>
       <w:r>
@@ -266,13 +281,7 @@
         <w:rPr>
           <w:rtl w:val="0"/>
         </w:rPr>
-        <w:t xml:space="preserve"> </w:t>
-      </w:r>
-      <w:r>
-        <w:rPr>
-          <w:rtl w:val="0"/>
-        </w:rPr>
-        <w:t xml:space="preserve">JavaScript</w:t>
+        <w:t xml:space="preserve"> JavaScript</w:t>
         <w:br w:type="textWrapping"/>
       </w:r>
       <w:r>
@@ -383,13 +392,7 @@
         <w:rPr>
           <w:rtl w:val="0"/>
         </w:rPr>
-        <w:t xml:space="preserve"> </w:t>
-      </w:r>
-      <w:r>
-        <w:rPr>
-          <w:rtl w:val="0"/>
-        </w:rPr>
-        <w:t xml:space="preserve">Database Query Optimization</w:t>
+        <w:t xml:space="preserve"> Database Query Optimization</w:t>
         <w:br w:type="textWrapping"/>
       </w:r>
       <w:r>
@@ -459,13 +462,7 @@
         <w:rPr>
           <w:rtl w:val="0"/>
         </w:rPr>
-        <w:t xml:space="preserve"> </w:t>
-      </w:r>
-      <w:r>
-        <w:rPr>
-          <w:rtl w:val="0"/>
-        </w:rPr>
-        <w:t xml:space="preserve">Internal Portal &amp; Tracking Systems Support</w:t>
+        <w:t xml:space="preserve"> Internal Portal &amp; Tracking Systems Support</w:t>
         <w:br w:type="textWrapping"/>
       </w:r>
       <w:r>
@@ -559,13 +556,7 @@
         <w:rPr>
           <w:rtl w:val="0"/>
         </w:rPr>
-        <w:t xml:space="preserve"> </w:t>
-      </w:r>
-      <w:r>
-        <w:rPr>
-          <w:rtl w:val="0"/>
-        </w:rPr>
-        <w:t xml:space="preserve">Autonomous Agent Workflows</w:t>
+        <w:t xml:space="preserve"> Autonomous Agent Workflows</w:t>
         <w:br w:type="textWrapping"/>
       </w:r>
       <w:r>
@@ -1033,6 +1024,11 @@
           <w:rtl w:val="0"/>
         </w:rPr>
         <w:t xml:space="preserve">CompTIA ITF+ Certification — August 2024</w:t>
+      </w:r>
+      <w:r>
+        <w:rPr>
+          <w:rtl w:val="0"/>
+        </w:rPr>
       </w:r>
     </w:p>
     <w:p>
@@ -1680,4 +1676,19 @@
   </a:objectDefaults>
   <a:extraClrSchemeLst/>
 </a:theme>
+</file>
+
+<file path=customXML/item1.xml><?xml version="1.0" encoding="utf-8"?>
+<go:gDocsCustomXmlDataStorage xmlns:go="http://customooxmlschemas.google.com/" xmlns:r="http://schemas.openxmlformats.org/officeDocument/2006/relationships" uri="GoogleDocsCustomDataVersion2">
+  <go:docsCustomData xmlns:go="http://customooxmlschemas.google.com/" roundtripDataSignature="AMtx7miS8D+TCDMPgvmrfJ09lurLwoDzGQ==">CgMxLjA4AHIhMXBQM1lHZDUzb3YydWEydGN1RXZOWmJrU09fdEl0OVhy</go:docsCustomData>
+</go:gDocsCustomXmlDataStorage>
+</file>
+
+<file path=customXML/itemProps1.xml><?xml version="1.0" encoding="utf-8"?>
+<ds:datastoreItem xmlns:ds="http://schemas.openxmlformats.org/officeDocument/2006/customXml" ds:itemID="{11111111-1234-1234-1234-123412341234}">
+  <ds:schemaRefs>
+    <ds:schemaRef ds:uri="http://schemas.openxmlformats.org/officeDocument/2006/relationships"/>
+    <ds:schemaRef ds:uri="http://customooxmlschemas.google.com/"/>
+  </ds:schemaRefs>
+</ds:datastoreItem>
 </file>